--- a/docs/Peer_Review.docx
+++ b/docs/Peer_Review.docx
@@ -478,7 +478,7 @@
           <w:color w:val="1F2D5C"/>
           <w:sz w:val="20"/>
         </w:rPr>
-        <w:t>submission/ELSA_Depression_Prediction_Final_v2.ipynb</w:t>
+        <w:t>submission/ELSA_Depression_Prediction.ipynb</w:t>
       </w:r>
       <w:r>
         <w:rPr>
